--- a/templates/HQE_assunzione_determinato.docx
+++ b/templates/HQE_assunzione_determinato.docx
@@ -13,25 +13,14 @@
           <w:lang w:eastAsia="it-IT"/>
         </w:rPr>
       </w:pPr>
-      <w:proofErr w:type="spellStart"/>
-      <w:r>
-        <w:rPr>
-          <w:rFonts w:ascii="Bookman Old Style" w:hAnsi="Bookman Old Style"/>
-          <w:sz w:val="22"/>
-          <w:szCs w:val="22"/>
-          <w:lang w:eastAsia="it-IT"/>
-        </w:rPr>
-        <w:t>Gent.le</w:t>
-      </w:r>
-      <w:proofErr w:type="spellEnd"/>
-      <w:r>
-        <w:rPr>
-          <w:rFonts w:ascii="Bookman Old Style" w:hAnsi="Bookman Old Style"/>
-          <w:sz w:val="22"/>
-          <w:szCs w:val="22"/>
-          <w:lang w:eastAsia="it-IT"/>
-        </w:rPr>
-        <w:t xml:space="preserve"> Sig.r</w:t>
+      <w:r>
+        <w:rPr>
+          <w:rFonts w:ascii="Bookman Old Style" w:hAnsi="Bookman Old Style"/>
+          <w:sz w:val="22"/>
+          <w:szCs w:val="22"/>
+          <w:lang w:eastAsia="it-IT"/>
+        </w:rPr>
+        <w:t>Gent.le Sig.r</w:t>
       </w:r>
       <w:r>
         <w:rPr>
@@ -61,10 +50,30 @@
           <w:b/>
           <w:sz w:val="22"/>
           <w:szCs w:val="22"/>
+          <w:lang w:eastAsia="it-IT"/>
+        </w:rPr>
+        <w:t>{{</w:t>
+      </w:r>
+      <w:r>
+        <w:rPr>
+          <w:rFonts w:ascii="Bookman Old Style" w:hAnsi="Bookman Old Style"/>
+          <w:b/>
+          <w:sz w:val="22"/>
+          <w:szCs w:val="22"/>
           <w:highlight w:val="yellow"/>
           <w:lang w:eastAsia="it-IT"/>
         </w:rPr>
         <w:t>BAGGIO ROBERTO</w:t>
+      </w:r>
+      <w:r>
+        <w:rPr>
+          <w:rFonts w:ascii="Bookman Old Style" w:hAnsi="Bookman Old Style"/>
+          <w:b/>
+          <w:sz w:val="22"/>
+          <w:szCs w:val="22"/>
+          <w:lang w:eastAsia="it-IT"/>
+        </w:rPr>
+        <w:t>}}</w:t>
       </w:r>
     </w:p>
     <w:p>
@@ -115,10 +124,28 @@
           <w:rFonts w:ascii="Bookman Old Style" w:hAnsi="Bookman Old Style"/>
           <w:sz w:val="22"/>
           <w:szCs w:val="22"/>
+          <w:lang w:eastAsia="it-IT"/>
+        </w:rPr>
+        <w:t>{{</w:t>
+      </w:r>
+      <w:r>
+        <w:rPr>
+          <w:rFonts w:ascii="Bookman Old Style" w:hAnsi="Bookman Old Style"/>
+          <w:sz w:val="22"/>
+          <w:szCs w:val="22"/>
           <w:highlight w:val="yellow"/>
           <w:lang w:eastAsia="it-IT"/>
         </w:rPr>
         <w:t>14 Aprile 2026</w:t>
+      </w:r>
+      <w:r>
+        <w:rPr>
+          <w:rFonts w:ascii="Bookman Old Style" w:hAnsi="Bookman Old Style"/>
+          <w:sz w:val="22"/>
+          <w:szCs w:val="22"/>
+          <w:lang w:eastAsia="it-IT"/>
+        </w:rPr>
+        <w:t>}}</w:t>
       </w:r>
     </w:p>
     <w:p>
@@ -158,10 +185,28 @@
           <w:rFonts w:ascii="Bookman Old Style" w:hAnsi="Bookman Old Style"/>
           <w:sz w:val="22"/>
           <w:szCs w:val="22"/>
+          <w:lang w:eastAsia="it-IT"/>
+        </w:rPr>
+        <w:t>{{</w:t>
+      </w:r>
+      <w:r>
+        <w:rPr>
+          <w:rFonts w:ascii="Bookman Old Style" w:hAnsi="Bookman Old Style"/>
+          <w:sz w:val="22"/>
+          <w:szCs w:val="22"/>
           <w:highlight w:val="yellow"/>
           <w:lang w:eastAsia="it-IT"/>
         </w:rPr>
         <w:t>full time</w:t>
+      </w:r>
+      <w:r>
+        <w:rPr>
+          <w:rFonts w:ascii="Bookman Old Style" w:hAnsi="Bookman Old Style"/>
+          <w:sz w:val="22"/>
+          <w:szCs w:val="22"/>
+          <w:lang w:eastAsia="it-IT"/>
+        </w:rPr>
+        <w:t>}}</w:t>
       </w:r>
       <w:r>
         <w:rPr>
@@ -280,10 +325,28 @@
           <w:rFonts w:ascii="Bookman Old Style" w:hAnsi="Bookman Old Style"/>
           <w:sz w:val="22"/>
           <w:szCs w:val="22"/>
+          <w:lang w:eastAsia="it-IT"/>
+        </w:rPr>
+        <w:t>{{</w:t>
+      </w:r>
+      <w:r>
+        <w:rPr>
+          <w:rFonts w:ascii="Bookman Old Style" w:hAnsi="Bookman Old Style"/>
+          <w:sz w:val="22"/>
+          <w:szCs w:val="22"/>
           <w:highlight w:val="yellow"/>
           <w:lang w:eastAsia="it-IT"/>
         </w:rPr>
         <w:t>14 Aprile 2026</w:t>
+      </w:r>
+      <w:r>
+        <w:rPr>
+          <w:rFonts w:ascii="Bookman Old Style" w:hAnsi="Bookman Old Style"/>
+          <w:sz w:val="22"/>
+          <w:szCs w:val="22"/>
+          <w:lang w:eastAsia="it-IT"/>
+        </w:rPr>
+        <w:t>}}</w:t>
       </w:r>
     </w:p>
     <w:p>
@@ -322,10 +385,28 @@
           <w:rFonts w:ascii="Bookman Old Style" w:hAnsi="Bookman Old Style"/>
           <w:sz w:val="22"/>
           <w:szCs w:val="22"/>
+          <w:lang w:eastAsia="it-IT"/>
+        </w:rPr>
+        <w:t>{{</w:t>
+      </w:r>
+      <w:r>
+        <w:rPr>
+          <w:rFonts w:ascii="Bookman Old Style" w:hAnsi="Bookman Old Style"/>
+          <w:sz w:val="22"/>
+          <w:szCs w:val="22"/>
           <w:highlight w:val="yellow"/>
           <w:lang w:eastAsia="it-IT"/>
         </w:rPr>
         <w:t>17 Agosto 2026</w:t>
+      </w:r>
+      <w:r>
+        <w:rPr>
+          <w:rFonts w:ascii="Bookman Old Style" w:hAnsi="Bookman Old Style"/>
+          <w:sz w:val="22"/>
+          <w:szCs w:val="22"/>
+          <w:lang w:eastAsia="it-IT"/>
+        </w:rPr>
+        <w:t>}}</w:t>
       </w:r>
       <w:r>
         <w:rPr>
@@ -373,10 +454,28 @@
           <w:rFonts w:ascii="Bookman Old Style" w:hAnsi="Bookman Old Style"/>
           <w:sz w:val="22"/>
           <w:szCs w:val="22"/>
+          <w:lang w:eastAsia="it-IT"/>
+        </w:rPr>
+        <w:t>{{</w:t>
+      </w:r>
+      <w:r>
+        <w:rPr>
+          <w:rFonts w:ascii="Bookman Old Style" w:hAnsi="Bookman Old Style"/>
+          <w:sz w:val="22"/>
+          <w:szCs w:val="22"/>
           <w:highlight w:val="yellow"/>
           <w:lang w:eastAsia="it-IT"/>
         </w:rPr>
         <w:t>40 ore settimanali</w:t>
+      </w:r>
+      <w:r>
+        <w:rPr>
+          <w:rFonts w:ascii="Bookman Old Style" w:hAnsi="Bookman Old Style"/>
+          <w:sz w:val="22"/>
+          <w:szCs w:val="22"/>
+          <w:lang w:eastAsia="it-IT"/>
+        </w:rPr>
+        <w:t>}}</w:t>
       </w:r>
       <w:r>
         <w:rPr>
@@ -423,10 +522,28 @@
           <w:rFonts w:ascii="Bookman Old Style" w:hAnsi="Bookman Old Style"/>
           <w:sz w:val="22"/>
           <w:szCs w:val="22"/>
+          <w:lang w:eastAsia="it-IT"/>
+        </w:rPr>
+        <w:t>{{</w:t>
+      </w:r>
+      <w:r>
+        <w:rPr>
+          <w:rFonts w:ascii="Bookman Old Style" w:hAnsi="Bookman Old Style"/>
+          <w:sz w:val="22"/>
+          <w:szCs w:val="22"/>
           <w:highlight w:val="yellow"/>
           <w:lang w:eastAsia="it-IT"/>
         </w:rPr>
         <w:t>4°</w:t>
+      </w:r>
+      <w:r>
+        <w:rPr>
+          <w:rFonts w:ascii="Bookman Old Style" w:hAnsi="Bookman Old Style"/>
+          <w:sz w:val="22"/>
+          <w:szCs w:val="22"/>
+          <w:lang w:eastAsia="it-IT"/>
+        </w:rPr>
+        <w:t>}}</w:t>
       </w:r>
     </w:p>
     <w:p>
@@ -464,10 +581,28 @@
           <w:rFonts w:ascii="Bookman Old Style" w:hAnsi="Bookman Old Style"/>
           <w:sz w:val="22"/>
           <w:szCs w:val="22"/>
+          <w:lang w:eastAsia="it-IT"/>
+        </w:rPr>
+        <w:t>{{</w:t>
+      </w:r>
+      <w:r>
+        <w:rPr>
+          <w:rFonts w:ascii="Bookman Old Style" w:hAnsi="Bookman Old Style"/>
+          <w:sz w:val="22"/>
+          <w:szCs w:val="22"/>
           <w:highlight w:val="yellow"/>
           <w:lang w:eastAsia="it-IT"/>
         </w:rPr>
         <w:t>junior project manager</w:t>
+      </w:r>
+      <w:r>
+        <w:rPr>
+          <w:rFonts w:ascii="Bookman Old Style" w:hAnsi="Bookman Old Style"/>
+          <w:sz w:val="22"/>
+          <w:szCs w:val="22"/>
+          <w:lang w:eastAsia="it-IT"/>
+        </w:rPr>
+        <w:t>}}</w:t>
       </w:r>
     </w:p>
     <w:p>
@@ -505,10 +640,28 @@
           <w:rFonts w:ascii="Bookman Old Style" w:hAnsi="Bookman Old Style"/>
           <w:sz w:val="22"/>
           <w:szCs w:val="22"/>
+          <w:lang w:eastAsia="it-IT"/>
+        </w:rPr>
+        <w:t>{{</w:t>
+      </w:r>
+      <w:r>
+        <w:rPr>
+          <w:rFonts w:ascii="Bookman Old Style" w:hAnsi="Bookman Old Style"/>
+          <w:sz w:val="22"/>
+          <w:szCs w:val="22"/>
           <w:highlight w:val="yellow"/>
           <w:lang w:eastAsia="it-IT"/>
         </w:rPr>
         <w:t>Milano</w:t>
+      </w:r>
+      <w:r>
+        <w:rPr>
+          <w:rFonts w:ascii="Bookman Old Style" w:hAnsi="Bookman Old Style"/>
+          <w:sz w:val="22"/>
+          <w:szCs w:val="22"/>
+          <w:lang w:eastAsia="it-IT"/>
+        </w:rPr>
+        <w:t>}}</w:t>
       </w:r>
     </w:p>
     <w:p>
@@ -546,10 +699,28 @@
           <w:rFonts w:ascii="Bookman Old Style" w:hAnsi="Bookman Old Style"/>
           <w:sz w:val="22"/>
           <w:szCs w:val="22"/>
+          <w:lang w:eastAsia="it-IT"/>
+        </w:rPr>
+        <w:t>{{</w:t>
+      </w:r>
+      <w:r>
+        <w:rPr>
+          <w:rFonts w:ascii="Bookman Old Style" w:hAnsi="Bookman Old Style"/>
+          <w:sz w:val="22"/>
+          <w:szCs w:val="22"/>
           <w:highlight w:val="yellow"/>
           <w:lang w:eastAsia="it-IT"/>
         </w:rPr>
         <w:t>60 giorni di effettivo lavoro</w:t>
+      </w:r>
+      <w:r>
+        <w:rPr>
+          <w:rFonts w:ascii="Bookman Old Style" w:hAnsi="Bookman Old Style"/>
+          <w:sz w:val="22"/>
+          <w:szCs w:val="22"/>
+          <w:lang w:eastAsia="it-IT"/>
+        </w:rPr>
+        <w:t>}}</w:t>
       </w:r>
     </w:p>
     <w:p>
@@ -741,6 +912,16 @@
           <w:b/>
           <w:sz w:val="22"/>
           <w:szCs w:val="22"/>
+          <w:lang w:eastAsia="it-IT"/>
+        </w:rPr>
+        <w:t>{{</w:t>
+      </w:r>
+      <w:r>
+        <w:rPr>
+          <w:rFonts w:ascii="Bookman Old Style" w:hAnsi="Bookman Old Style"/>
+          <w:b/>
+          <w:sz w:val="22"/>
+          <w:szCs w:val="22"/>
           <w:highlight w:val="yellow"/>
           <w:lang w:eastAsia="it-IT"/>
         </w:rPr>
@@ -756,6 +937,16 @@
           <w:lang w:eastAsia="it-IT"/>
         </w:rPr>
         <w:t>0.000€</w:t>
+      </w:r>
+      <w:r>
+        <w:rPr>
+          <w:rFonts w:ascii="Bookman Old Style" w:hAnsi="Bookman Old Style"/>
+          <w:b/>
+          <w:sz w:val="22"/>
+          <w:szCs w:val="22"/>
+          <w:lang w:eastAsia="it-IT"/>
+        </w:rPr>
+        <w:t>}}</w:t>
       </w:r>
     </w:p>
     <w:p>
@@ -779,6 +970,18 @@
           <w:highlight w:val="yellow"/>
           <w:lang w:eastAsia="it-IT"/>
         </w:rPr>
+        <w:t>{{</w:t>
+      </w:r>
+      <w:r>
+        <w:rPr>
+          <w:rFonts w:ascii="Bookman Old Style" w:hAnsi="Bookman Old Style"/>
+          <w:b/>
+          <w:bCs/>
+          <w:sz w:val="22"/>
+          <w:szCs w:val="22"/>
+          <w:highlight w:val="yellow"/>
+          <w:lang w:eastAsia="it-IT"/>
+        </w:rPr>
         <w:t>Diaria:</w:t>
       </w:r>
       <w:r>
@@ -813,6 +1016,16 @@
           <w:lang w:eastAsia="it-IT"/>
         </w:rPr>
         <w:t>0,00€/giorno lavorato</w:t>
+      </w:r>
+      <w:r>
+        <w:rPr>
+          <w:rFonts w:ascii="Bookman Old Style" w:hAnsi="Bookman Old Style"/>
+          <w:bCs/>
+          <w:sz w:val="22"/>
+          <w:szCs w:val="22"/>
+          <w:lang w:eastAsia="it-IT"/>
+        </w:rPr>
+        <w:t>}}</w:t>
       </w:r>
     </w:p>
     <w:p>
@@ -971,6 +1184,17 @@
           <w:bCs/>
           <w:sz w:val="22"/>
           <w:szCs w:val="22"/>
+          <w:lang w:eastAsia="it-IT"/>
+        </w:rPr>
+        <w:t>{{</w:t>
+      </w:r>
+      <w:r>
+        <w:rPr>
+          <w:rFonts w:ascii="Bookman Old Style" w:hAnsi="Bookman Old Style"/>
+          <w:b/>
+          <w:bCs/>
+          <w:sz w:val="22"/>
+          <w:szCs w:val="22"/>
           <w:highlight w:val="yellow"/>
           <w:lang w:eastAsia="it-IT"/>
         </w:rPr>
@@ -1068,6 +1292,15 @@
           <w:sz w:val="22"/>
           <w:szCs w:val="22"/>
           <w:highlight w:val="yellow"/>
+          <w:lang w:val="x-none" w:eastAsia="x-none"/>
+        </w:rPr>
+        <w:t>}}</w:t>
+      </w:r>
+      <w:r>
+        <w:rPr>
+          <w:rFonts w:ascii="Bookman Old Style" w:hAnsi="Bookman Old Style"/>
+          <w:sz w:val="22"/>
+          <w:szCs w:val="22"/>
           <w:lang w:eastAsia="x-none"/>
         </w:rPr>
         <w:t>.</w:t>
@@ -1248,25 +1481,14 @@
           <w:lang w:eastAsia="it-IT"/>
         </w:rPr>
       </w:pPr>
-      <w:proofErr w:type="spellStart"/>
-      <w:r>
-        <w:rPr>
-          <w:rFonts w:ascii="Bookman Old Style" w:hAnsi="Bookman Old Style"/>
-          <w:sz w:val="22"/>
-          <w:szCs w:val="22"/>
-          <w:lang w:eastAsia="it-IT"/>
-        </w:rPr>
-        <w:t>Nell’augurarLe</w:t>
-      </w:r>
-      <w:proofErr w:type="spellEnd"/>
-      <w:r>
-        <w:rPr>
-          <w:rFonts w:ascii="Bookman Old Style" w:hAnsi="Bookman Old Style"/>
-          <w:sz w:val="22"/>
-          <w:szCs w:val="22"/>
-          <w:lang w:eastAsia="it-IT"/>
-        </w:rPr>
-        <w:t xml:space="preserve"> una proficua e reciproca collaborazione, La preghiamo di renderci copia della presente firmata in segno di benestare ed accettazione.</w:t>
+      <w:r>
+        <w:rPr>
+          <w:rFonts w:ascii="Bookman Old Style" w:hAnsi="Bookman Old Style"/>
+          <w:sz w:val="22"/>
+          <w:szCs w:val="22"/>
+          <w:lang w:eastAsia="it-IT"/>
+        </w:rPr>
+        <w:t>Nell’augurarLe una proficua e reciproca collaborazione, La preghiamo di renderci copia della presente firmata in segno di benestare ed accettazione.</w:t>
       </w:r>
     </w:p>
     <w:p>
@@ -1491,10 +1713,28 @@
           <w:rFonts w:ascii="Bookman Old Style" w:hAnsi="Bookman Old Style"/>
           <w:sz w:val="22"/>
           <w:szCs w:val="22"/>
+          <w:lang w:eastAsia="it-IT"/>
+        </w:rPr>
+        <w:t>{{</w:t>
+      </w:r>
+      <w:r>
+        <w:rPr>
+          <w:rFonts w:ascii="Bookman Old Style" w:hAnsi="Bookman Old Style"/>
+          <w:sz w:val="22"/>
+          <w:szCs w:val="22"/>
           <w:highlight w:val="yellow"/>
           <w:lang w:eastAsia="it-IT"/>
         </w:rPr>
         <w:t>BAGGIO ROBERTO</w:t>
+      </w:r>
+      <w:r>
+        <w:rPr>
+          <w:rFonts w:ascii="Bookman Old Style" w:hAnsi="Bookman Old Style"/>
+          <w:sz w:val="22"/>
+          <w:szCs w:val="22"/>
+          <w:lang w:eastAsia="it-IT"/>
+        </w:rPr>
+        <w:t>}}</w:t>
       </w:r>
     </w:p>
     <w:p>
@@ -1718,10 +1958,28 @@
           <w:rFonts w:ascii="Bookman Old Style" w:hAnsi="Bookman Old Style"/>
           <w:sz w:val="22"/>
           <w:szCs w:val="22"/>
+          <w:lang w:eastAsia="it-IT"/>
+        </w:rPr>
+        <w:t>{{</w:t>
+      </w:r>
+      <w:r>
+        <w:rPr>
+          <w:rFonts w:ascii="Bookman Old Style" w:hAnsi="Bookman Old Style"/>
+          <w:sz w:val="22"/>
+          <w:szCs w:val="22"/>
           <w:highlight w:val="yellow"/>
           <w:lang w:eastAsia="it-IT"/>
         </w:rPr>
         <w:t>BAGGIO ROBERTO</w:t>
+      </w:r>
+      <w:r>
+        <w:rPr>
+          <w:rFonts w:ascii="Bookman Old Style" w:hAnsi="Bookman Old Style"/>
+          <w:sz w:val="22"/>
+          <w:szCs w:val="22"/>
+          <w:lang w:eastAsia="it-IT"/>
+        </w:rPr>
+        <w:t>}}</w:t>
       </w:r>
     </w:p>
     <w:p>
@@ -1829,29 +2087,7 @@
           <w:kern w:val="36"/>
           <w:lang w:eastAsia="it-IT"/>
         </w:rPr>
-        <w:t xml:space="preserve">In ottemperanza </w:t>
-      </w:r>
-      <w:proofErr w:type="spellStart"/>
-      <w:r>
-        <w:rPr>
-          <w:b/>
-          <w:iCs/>
-          <w:color w:val="474747"/>
-          <w:kern w:val="36"/>
-          <w:lang w:eastAsia="it-IT"/>
-        </w:rPr>
-        <w:t>D.Lgs.</w:t>
-      </w:r>
-      <w:proofErr w:type="spellEnd"/>
-      <w:r>
-        <w:rPr>
-          <w:b/>
-          <w:iCs/>
-          <w:color w:val="474747"/>
-          <w:kern w:val="36"/>
-          <w:lang w:eastAsia="it-IT"/>
-        </w:rPr>
-        <w:t xml:space="preserve"> 104/2022; GU 29 luglio 2022 n. 176 </w:t>
+        <w:t xml:space="preserve">In ottemperanza D.Lgs. 104/2022; GU 29 luglio 2022 n. 176 </w:t>
       </w:r>
     </w:p>
     <w:p>
@@ -2667,7 +2903,15 @@
           <w:rFonts w:ascii="Bookman Old Style" w:hAnsi="Bookman Old Style"/>
           <w:lang w:eastAsia="it-IT"/>
         </w:rPr>
-        <w:t>Dimissioni. Anzianità fino a 5 anni. Livello Q-1: 45 giorni; Livello 2-3: 20 giorni; Livello 4-5: 15 giorni; Livello 6-7: 10 giorni; Operatori di vendita: 30 giorni. Anzianità da 6 a 10 anni. Livello Q-1: 60 giorni; Livello 2-3: 30 giorni; Livello 4-5: 20 giorni; Livello 6-7: 15 giorni; Operatori di vendita: 45 giorni. Anzianità oltre 10 anni. Livello Q-1: 90 giorni. Livello 2-3: 45 giorni. Livello 4-5: 30 giorni. Livello 6-7: 15 giorni. Operatori di vendita: 60 giorni</w:t>
+        <w:t xml:space="preserve">Dimissioni. Anzianità fino a 5 anni. Livello Q-1: 45 giorni; Livello 2-3: 20 giorni; Livello 4-5: 15 giorni; Livello 6-7: 10 giorni; Operatori di vendita: 30 giorni. Anzianità da 6 a 10 anni. Livello Q-1: 60 giorni; Livello 2-3: 30 giorni; Livello 4-5: 20 giorni; Livello 6-7: 15 giorni; Operatori di vendita: 45 giorni. Anzianità oltre 10 anni. Livello Q-1: 90 giorni. </w:t>
+      </w:r>
+      <w:r>
+        <w:rPr>
+          <w:rFonts w:ascii="Bookman Old Style" w:hAnsi="Bookman Old Style"/>
+          <w:lang w:eastAsia="it-IT"/>
+        </w:rPr>
+        <w:lastRenderedPageBreak/>
+        <w:t>Livello 2-3: 45 giorni. Livello 4-5: 30 giorni. Livello 6-7: 15 giorni. Operatori di vendita: 60 giorni</w:t>
       </w:r>
     </w:p>
     <w:p>
@@ -2738,23 +2982,7 @@
           <w:rFonts w:ascii="Bookman Old Style" w:hAnsi="Bookman Old Style"/>
           <w:lang w:eastAsia="it-IT"/>
         </w:rPr>
-        <w:t xml:space="preserve">Permessi. I </w:t>
-      </w:r>
-      <w:proofErr w:type="spellStart"/>
-      <w:r>
-        <w:rPr>
-          <w:rFonts w:ascii="Bookman Old Style" w:hAnsi="Bookman Old Style"/>
-          <w:lang w:eastAsia="it-IT"/>
-        </w:rPr>
-        <w:t>rol</w:t>
-      </w:r>
-      <w:proofErr w:type="spellEnd"/>
-      <w:r>
-        <w:rPr>
-          <w:rFonts w:ascii="Bookman Old Style" w:hAnsi="Bookman Old Style"/>
-          <w:lang w:eastAsia="it-IT"/>
-        </w:rPr>
-        <w:t xml:space="preserve"> sono riconosciuti per il 50% decorsa la metà della durata del contratto e per il 100% al termine del contratto. </w:t>
+        <w:t xml:space="preserve">Permessi. I rol sono riconosciuti per il 50% decorsa la metà della durata del contratto e per il 100% al termine del contratto. </w:t>
       </w:r>
     </w:p>
     <w:p>
@@ -2802,39 +3030,7 @@
           <w:rFonts w:ascii="Bookman Old Style" w:hAnsi="Bookman Old Style"/>
           <w:lang w:eastAsia="it-IT"/>
         </w:rPr>
-        <w:t xml:space="preserve">Apprendistato professionalizzante. Qualifiche ammesse. Livelli dal 2° al 6° (con le specifiche esclusioni previste dal </w:t>
-      </w:r>
-      <w:proofErr w:type="spellStart"/>
-      <w:r>
-        <w:rPr>
-          <w:rFonts w:ascii="Bookman Old Style" w:hAnsi="Bookman Old Style"/>
-          <w:lang w:eastAsia="it-IT"/>
-        </w:rPr>
-        <w:t>c.c.n.l.</w:t>
-      </w:r>
-      <w:proofErr w:type="spellEnd"/>
-      <w:r>
-        <w:rPr>
-          <w:rFonts w:ascii="Bookman Old Style" w:hAnsi="Bookman Old Style"/>
-          <w:lang w:eastAsia="it-IT"/>
-        </w:rPr>
-        <w:t xml:space="preserve">). Durata. Livelli 2, 3, 4 e 5, 36 mesi; livello 6, 24 mesi. Attività formativa. Il </w:t>
-      </w:r>
-      <w:proofErr w:type="spellStart"/>
-      <w:r>
-        <w:rPr>
-          <w:rFonts w:ascii="Bookman Old Style" w:hAnsi="Bookman Old Style"/>
-          <w:lang w:eastAsia="it-IT"/>
-        </w:rPr>
-        <w:t>c.c.n.l.</w:t>
-      </w:r>
-      <w:proofErr w:type="spellEnd"/>
-      <w:r>
-        <w:rPr>
-          <w:rFonts w:ascii="Bookman Old Style" w:hAnsi="Bookman Old Style"/>
-          <w:lang w:eastAsia="it-IT"/>
-        </w:rPr>
-        <w:t xml:space="preserve"> prevede durate differenziate in relazione alle attività da svolgere.</w:t>
+        <w:t>Apprendistato professionalizzante. Qualifiche ammesse. Livelli dal 2° al 6° (con le specifiche esclusioni previste dal c.c.n.l.). Durata. Livelli 2, 3, 4 e 5, 36 mesi; livello 6, 24 mesi. Attività formativa. Il c.c.n.l. prevede durate differenziate in relazione alle attività da svolgere.</w:t>
       </w:r>
     </w:p>
     <w:p>
@@ -2983,6 +3179,7 @@
           <w:kern w:val="36"/>
           <w:lang w:eastAsia="it-IT"/>
         </w:rPr>
+        <w:lastRenderedPageBreak/>
         <w:t>Lavoro part-time</w:t>
       </w:r>
     </w:p>
@@ -3118,9 +3315,27 @@
       </w:pPr>
       <w:r>
         <w:rPr>
+          <w:rFonts w:ascii="Bookman Old Style" w:hAnsi="Bookman Old Style"/>
+          <w:sz w:val="22"/>
+          <w:szCs w:val="22"/>
+          <w:lang w:eastAsia="it-IT"/>
+        </w:rPr>
+        <w:t>{{</w:t>
+      </w:r>
+      <w:r>
+        <w:rPr>
           <w:highlight w:val="yellow"/>
         </w:rPr>
         <w:t>BAGGIO ROBERTO</w:t>
+      </w:r>
+      <w:r>
+        <w:rPr>
+          <w:rFonts w:ascii="Bookman Old Style" w:hAnsi="Bookman Old Style"/>
+          <w:sz w:val="22"/>
+          <w:szCs w:val="22"/>
+          <w:lang w:eastAsia="it-IT"/>
+        </w:rPr>
+        <w:t>}}</w:t>
       </w:r>
     </w:p>
     <w:sectPr>
@@ -3273,33 +3488,7 @@
               <w:szCs w:val="14"/>
               <w:lang w:val="en-GB"/>
             </w:rPr>
-            <w:t xml:space="preserve">HQ Engineering </w:t>
-          </w:r>
-          <w:proofErr w:type="spellStart"/>
-          <w:r>
-            <w:rPr>
-              <w:rFonts w:cs="Arial"/>
-              <w:b/>
-              <w:smallCaps/>
-              <w:color w:val="365F91"/>
-              <w:sz w:val="18"/>
-              <w:szCs w:val="14"/>
-              <w:lang w:val="en-GB"/>
-            </w:rPr>
-            <w:t>S.r.l</w:t>
-          </w:r>
-          <w:proofErr w:type="spellEnd"/>
-          <w:r>
-            <w:rPr>
-              <w:rFonts w:cs="Arial"/>
-              <w:b/>
-              <w:smallCaps/>
-              <w:color w:val="365F91"/>
-              <w:sz w:val="18"/>
-              <w:szCs w:val="14"/>
-              <w:lang w:val="en-GB"/>
-            </w:rPr>
-            <w:t xml:space="preserve">. </w:t>
+            <w:t xml:space="preserve">HQ Engineering S.r.l. </w:t>
           </w:r>
         </w:p>
         <w:p>
@@ -3435,9 +3624,9 @@
               <w:sz w:val="14"/>
               <w:szCs w:val="14"/>
             </w:rPr>
-            <w:t xml:space="preserve">10.000 €  </w:t>
+            <w:t xml:space="preserve">10.000 </w:t>
           </w:r>
-          <w:proofErr w:type="spellStart"/>
+          <w:proofErr w:type="gramStart"/>
           <w:r>
             <w:rPr>
               <w:rFonts w:cs="Arial"/>
@@ -3446,19 +3635,9 @@
               <w:sz w:val="14"/>
               <w:szCs w:val="14"/>
             </w:rPr>
-            <w:t>i.v</w:t>
+            <w:t>€  i.v.</w:t>
           </w:r>
-          <w:proofErr w:type="spellEnd"/>
-          <w:r>
-            <w:rPr>
-              <w:rFonts w:cs="Arial"/>
-              <w:smallCaps/>
-              <w:color w:val="365F91"/>
-              <w:sz w:val="14"/>
-              <w:szCs w:val="14"/>
-            </w:rPr>
-            <w:t>.</w:t>
-          </w:r>
+          <w:proofErr w:type="gramEnd"/>
         </w:p>
       </w:tc>
       <w:tc>
@@ -3593,6 +3772,7 @@
           <w:pPr>
             <w:pStyle w:val="Pidipagina"/>
           </w:pPr>
+          <w:proofErr w:type="gramStart"/>
           <w:r>
             <w:rPr>
               <w:rFonts w:cs="Arial"/>
@@ -3603,6 +3783,7 @@
             </w:rPr>
             <w:t>20157  Milano</w:t>
           </w:r>
+          <w:proofErr w:type="gramEnd"/>
         </w:p>
       </w:tc>
       <w:tc>
@@ -4399,15 +4580,6 @@
   </w:num>
   <w:num w:numId="12" w16cid:durableId="1575772823">
     <w:abstractNumId w:val="11"/>
-    <w:lvlOverride w:ilvl="0"/>
-    <w:lvlOverride w:ilvl="1"/>
-    <w:lvlOverride w:ilvl="2"/>
-    <w:lvlOverride w:ilvl="3"/>
-    <w:lvlOverride w:ilvl="4"/>
-    <w:lvlOverride w:ilvl="5"/>
-    <w:lvlOverride w:ilvl="6"/>
-    <w:lvlOverride w:ilvl="7"/>
-    <w:lvlOverride w:ilvl="8"/>
   </w:num>
 </w:numbering>
 </file>
@@ -4989,6 +5161,7 @@
   <w:style w:type="character" w:default="1" w:styleId="Carpredefinitoparagrafo">
     <w:name w:val="Default Paragraph Font"/>
     <w:uiPriority w:val="1"/>
+    <w:semiHidden/>
     <w:unhideWhenUsed/>
   </w:style>
   <w:style w:type="table" w:default="1" w:styleId="Tabellanormale">
@@ -6129,8 +6302,8 @@
     <w:name w:val="Contenuto cornice"/>
     <w:basedOn w:val="Normale"/>
   </w:style>
-  <w:style w:type="paragraph" w:customStyle="1" w:styleId="Title">
-    <w:name w:val="Title"/>
+  <w:style w:type="paragraph" w:customStyle="1" w:styleId="Titolo30">
+    <w:name w:val="Titolo3"/>
     <w:basedOn w:val="Normale"/>
     <w:pPr>
       <w:spacing w:before="83"/>
